--- a/invitedChapter_AssociativeLearning_10062026.docx
+++ b/invitedChapter_AssociativeLearning_10062026.docx
@@ -1041,7 +1041,7 @@
           <w14:ligatures w14:val="standardContextual"/>
         </w:rPr>
         <w:drawing>
-          <wp:inline distT="0" distB="0" distL="0" distR="0" wp14:anchorId="7FF0EA29" wp14:editId="60E90F12">
+          <wp:inline distT="0" distB="0" distL="0" distR="0" wp14:anchorId="7FF0EA29" wp14:editId="523E00D5">
             <wp:extent cx="4657725" cy="2619970"/>
             <wp:effectExtent l="0" t="0" r="0" b="9525"/>
             <wp:docPr id="1144170308" name="Picture 1"/>
@@ -2975,15 +2975,23 @@
           <w:sz w:val="24"/>
           <w:szCs w:val="24"/>
         </w:rPr>
-        <w:t>, some have interpreted the fact that</w:t>
-      </w:r>
-      <w:r>
-        <w:rPr>
-          <w:rFonts w:ascii="Times New Roman" w:hAnsi="Times New Roman" w:cs="Times New Roman"/>
-          <w:sz w:val="24"/>
-          <w:szCs w:val="24"/>
-        </w:rPr>
-        <w:t xml:space="preserve"> 5-month-old</w:t>
+        <w:t xml:space="preserve">, </w:t>
+      </w:r>
+      <w:r>
+        <w:rPr>
+          <w:rFonts w:ascii="Times New Roman" w:hAnsi="Times New Roman" w:cs="Times New Roman"/>
+          <w:sz w:val="24"/>
+          <w:szCs w:val="24"/>
+        </w:rPr>
+        <w:t xml:space="preserve">it has been argued that because </w:t>
+      </w:r>
+      <w:r>
+        <w:rPr>
+          <w:rFonts w:ascii="Times New Roman" w:hAnsi="Times New Roman" w:cs="Times New Roman"/>
+          <w:sz w:val="24"/>
+          <w:szCs w:val="24"/>
+        </w:rPr>
+        <w:t>5-month-old</w:t>
       </w:r>
       <w:r>
         <w:rPr>
@@ -2999,7 +3007,23 @@
           <w:sz w:val="24"/>
           <w:szCs w:val="24"/>
         </w:rPr>
-        <w:t xml:space="preserve">sometimes look longer at numerically incongruous (e.g., </w:t>
+        <w:t>sometimes look longer at numerically incongruous</w:t>
+      </w:r>
+      <w:r>
+        <w:rPr>
+          <w:rFonts w:ascii="Times New Roman" w:hAnsi="Times New Roman" w:cs="Times New Roman"/>
+          <w:sz w:val="24"/>
+          <w:szCs w:val="24"/>
+        </w:rPr>
+        <w:t xml:space="preserve"> outcomes</w:t>
+      </w:r>
+      <w:r>
+        <w:rPr>
+          <w:rFonts w:ascii="Times New Roman" w:hAnsi="Times New Roman" w:cs="Times New Roman"/>
+          <w:sz w:val="24"/>
+          <w:szCs w:val="24"/>
+        </w:rPr>
+        <w:t xml:space="preserve"> (e.g., </w:t>
       </w:r>
       <m:oMath>
         <m:r>
@@ -3017,7 +3041,23 @@
           <w:sz w:val="24"/>
           <w:szCs w:val="24"/>
         </w:rPr>
-        <w:t xml:space="preserve">) than at numerically congruous </w:t>
+        <w:t>) than at numerically congruous</w:t>
+      </w:r>
+      <w:r>
+        <w:rPr>
+          <w:rFonts w:ascii="Times New Roman" w:hAnsi="Times New Roman" w:cs="Times New Roman"/>
+          <w:sz w:val="24"/>
+          <w:szCs w:val="24"/>
+        </w:rPr>
+        <w:t xml:space="preserve"> ones</w:t>
+      </w:r>
+      <w:r>
+        <w:rPr>
+          <w:rFonts w:ascii="Times New Roman" w:hAnsi="Times New Roman" w:cs="Times New Roman"/>
+          <w:sz w:val="24"/>
+          <w:szCs w:val="24"/>
+        </w:rPr>
+        <w:t xml:space="preserve"> </w:t>
       </w:r>
       <w:r>
         <w:rPr>
@@ -3043,15 +3083,23 @@
           <w:sz w:val="24"/>
           <w:szCs w:val="24"/>
         </w:rPr>
-        <w:t xml:space="preserve">) </w:t>
-      </w:r>
-      <w:r>
-        <w:rPr>
-          <w:rFonts w:ascii="Times New Roman" w:hAnsi="Times New Roman" w:cs="Times New Roman"/>
-          <w:sz w:val="24"/>
-          <w:szCs w:val="24"/>
-        </w:rPr>
-        <w:t xml:space="preserve">outcomes (e.g., </w:t>
+        <w:t xml:space="preserve">; </w:t>
+      </w:r>
+      <w:r>
+        <w:rPr>
+          <w:rFonts w:ascii="Times New Roman" w:hAnsi="Times New Roman" w:cs="Times New Roman"/>
+          <w:sz w:val="24"/>
+          <w:szCs w:val="24"/>
+        </w:rPr>
+        <w:t xml:space="preserve">e.g., </w:t>
+      </w:r>
+      <w:r>
+        <w:rPr>
+          <w:rFonts w:ascii="Times New Roman" w:hAnsi="Times New Roman" w:cs="Times New Roman"/>
+          <w:sz w:val="24"/>
+          <w:szCs w:val="24"/>
+        </w:rPr>
+        <w:t xml:space="preserve">McCrink &amp; Wynn, 2004; </w:t>
       </w:r>
       <w:r>
         <w:rPr>
@@ -3075,23 +3123,23 @@
           <w:sz w:val="24"/>
           <w:szCs w:val="24"/>
         </w:rPr>
-        <w:t xml:space="preserve"> to mean that they possess</w:t>
-      </w:r>
-      <w:r>
-        <w:rPr>
-          <w:rFonts w:ascii="Times New Roman" w:hAnsi="Times New Roman" w:cs="Times New Roman"/>
-          <w:sz w:val="24"/>
-          <w:szCs w:val="24"/>
-        </w:rPr>
-        <w:t xml:space="preserve"> innately</w:t>
-      </w:r>
-      <w:r>
-        <w:rPr>
-          <w:rFonts w:ascii="Times New Roman" w:hAnsi="Times New Roman" w:cs="Times New Roman"/>
-          <w:sz w:val="24"/>
-          <w:szCs w:val="24"/>
-        </w:rPr>
-        <w:t xml:space="preserve"> an accumulator-like mechanism that continuously</w:t>
+        <w:t xml:space="preserve"> to mean that</w:t>
+      </w:r>
+      <w:r>
+        <w:rPr>
+          <w:rFonts w:ascii="Times New Roman" w:hAnsi="Times New Roman" w:cs="Times New Roman"/>
+          <w:sz w:val="24"/>
+          <w:szCs w:val="24"/>
+        </w:rPr>
+        <w:t xml:space="preserve"> “humans innately possess the capacity to perform simple arithmetical calculations, which may provide the foundations for the development of further arithmetical knowledge” (Wynn, 1992, p. 750). Wynn (1995; see also Meck &amp; Church, 1983) argued that such an ability is underpinned by   an innate</w:t>
+      </w:r>
+      <w:r>
+        <w:rPr>
+          <w:rFonts w:ascii="Times New Roman" w:hAnsi="Times New Roman" w:cs="Times New Roman"/>
+          <w:sz w:val="24"/>
+          <w:szCs w:val="24"/>
+        </w:rPr>
+        <w:t xml:space="preserve"> accumulator-like mechanism that continuously</w:t>
       </w:r>
       <w:r>
         <w:rPr>
@@ -3123,55 +3171,23 @@
           <w:sz w:val="24"/>
           <w:szCs w:val="24"/>
         </w:rPr>
-        <w:t xml:space="preserve">The problem with this conclusion is that </w:t>
-      </w:r>
-      <w:r>
-        <w:rPr>
-          <w:rFonts w:ascii="Times New Roman" w:hAnsi="Times New Roman" w:cs="Times New Roman"/>
-          <w:sz w:val="24"/>
-          <w:szCs w:val="24"/>
-        </w:rPr>
-        <w:t xml:space="preserve">this pattern of looking may have emerged </w:t>
-      </w:r>
-      <w:r>
-        <w:rPr>
-          <w:rFonts w:ascii="Times New Roman" w:hAnsi="Times New Roman" w:cs="Times New Roman"/>
-          <w:sz w:val="24"/>
-          <w:szCs w:val="24"/>
-        </w:rPr>
-        <w:t>for reasons other than</w:t>
-      </w:r>
-      <w:r>
-        <w:rPr>
-          <w:rFonts w:ascii="Times New Roman" w:hAnsi="Times New Roman" w:cs="Times New Roman"/>
-          <w:sz w:val="24"/>
-          <w:szCs w:val="24"/>
-        </w:rPr>
-        <w:t xml:space="preserve"> an</w:t>
-      </w:r>
-      <w:r>
-        <w:rPr>
-          <w:rFonts w:ascii="Times New Roman" w:hAnsi="Times New Roman" w:cs="Times New Roman"/>
-          <w:sz w:val="24"/>
-          <w:szCs w:val="24"/>
-        </w:rPr>
-        <w:t xml:space="preserve"> inborn</w:t>
-      </w:r>
-      <w:r>
-        <w:rPr>
-          <w:rFonts w:ascii="Times New Roman" w:hAnsi="Times New Roman" w:cs="Times New Roman"/>
-          <w:sz w:val="24"/>
-          <w:szCs w:val="24"/>
-        </w:rPr>
-        <w:t xml:space="preserve"> ability </w:t>
-      </w:r>
-      <w:r>
-        <w:rPr>
-          <w:rFonts w:ascii="Times New Roman" w:hAnsi="Times New Roman" w:cs="Times New Roman"/>
-          <w:sz w:val="24"/>
-          <w:szCs w:val="24"/>
-        </w:rPr>
-        <w:t xml:space="preserve">“to calculate the precise results of simple arithmetical operations” (Wynn, 1992, p. 750). </w:t>
+        <w:t>The problem with this conclusion is that</w:t>
+      </w:r>
+      <w:r>
+        <w:rPr>
+          <w:rFonts w:ascii="Times New Roman" w:hAnsi="Times New Roman" w:cs="Times New Roman"/>
+          <w:sz w:val="24"/>
+          <w:szCs w:val="24"/>
+        </w:rPr>
+        <w:t xml:space="preserve"> there may be other explanations for what looks like a precocious pattern of looking. </w:t>
+      </w:r>
+      <w:r>
+        <w:rPr>
+          <w:rFonts w:ascii="Times New Roman" w:hAnsi="Times New Roman" w:cs="Times New Roman"/>
+          <w:sz w:val="24"/>
+          <w:szCs w:val="24"/>
+        </w:rPr>
+        <w:t xml:space="preserve"> </w:t>
       </w:r>
       <w:r>
         <w:rPr>
@@ -3402,7 +3418,16 @@
           <w:sz w:val="24"/>
           <w:szCs w:val="24"/>
         </w:rPr>
-        <w:t xml:space="preserve"> study will focus on the </w:t>
+        <w:t xml:space="preserve"> study </w:t>
+      </w:r>
+      <w:r>
+        <w:rPr>
+          <w:rFonts w:ascii="Times New Roman" w:hAnsi="Times New Roman" w:cs="Times New Roman"/>
+          <w:sz w:val="24"/>
+          <w:szCs w:val="24"/>
+        </w:rPr>
+        <w:lastRenderedPageBreak/>
+        <w:t xml:space="preserve">will focus on the </w:t>
       </w:r>
       <w:r>
         <w:rPr>
@@ -3450,16 +3475,7 @@
           <w:sz w:val="24"/>
           <w:szCs w:val="24"/>
         </w:rPr>
-        <w:t xml:space="preserve"> will conclude with a </w:t>
-      </w:r>
-      <w:r>
-        <w:rPr>
-          <w:rFonts w:ascii="Times New Roman" w:hAnsi="Times New Roman" w:cs="Times New Roman"/>
-          <w:sz w:val="24"/>
-          <w:szCs w:val="24"/>
-        </w:rPr>
-        <w:lastRenderedPageBreak/>
-        <w:t>brief discussion</w:t>
+        <w:t xml:space="preserve"> will conclude with a brief discussion</w:t>
       </w:r>
       <w:r>
         <w:rPr>
@@ -3938,7 +3954,16 @@
           <w:sz w:val="24"/>
           <w:szCs w:val="24"/>
         </w:rPr>
-        <w:t xml:space="preserve"> (2003, p. 170) defined associative learning as a process that establishes a “mental representation of correlations that exist between spatially and temporally co-occurring attributes objects [sic], properties, or events in the world.” </w:t>
+        <w:t xml:space="preserve"> (2003, p. 170) defined associative learning as a </w:t>
+      </w:r>
+      <w:r>
+        <w:rPr>
+          <w:rFonts w:ascii="Times New Roman" w:hAnsi="Times New Roman" w:cs="Times New Roman"/>
+          <w:sz w:val="24"/>
+          <w:szCs w:val="24"/>
+        </w:rPr>
+        <w:lastRenderedPageBreak/>
+        <w:t xml:space="preserve">process that establishes a “mental representation of correlations that exist between spatially and temporally co-occurring attributes objects [sic], properties, or events in the world.” </w:t>
       </w:r>
       <w:r>
         <w:rPr>
@@ -3962,16 +3987,7 @@
           <w:sz w:val="24"/>
           <w:szCs w:val="24"/>
         </w:rPr>
-        <w:t xml:space="preserve"> </w:t>
-      </w:r>
-      <w:r>
-        <w:rPr>
-          <w:rFonts w:ascii="Times New Roman" w:hAnsi="Times New Roman" w:cs="Times New Roman"/>
-          <w:sz w:val="24"/>
-          <w:szCs w:val="24"/>
-        </w:rPr>
-        <w:lastRenderedPageBreak/>
-        <w:t>both definitions</w:t>
+        <w:t xml:space="preserve"> both definitions</w:t>
       </w:r>
       <w:r>
         <w:rPr>
@@ -4611,6 +4627,7 @@
           <w:sz w:val="24"/>
           <w:szCs w:val="24"/>
         </w:rPr>
+        <w:lastRenderedPageBreak/>
         <w:tab/>
         <w:t xml:space="preserve">One especially notable </w:t>
       </w:r>
@@ -4740,16 +4757,7 @@
           <w:sz w:val="24"/>
           <w:szCs w:val="24"/>
         </w:rPr>
-        <w:t xml:space="preserve"> between representations of </w:t>
-      </w:r>
-      <w:r>
-        <w:rPr>
-          <w:rFonts w:ascii="Times New Roman" w:hAnsi="Times New Roman" w:cs="Times New Roman"/>
-          <w:sz w:val="24"/>
-          <w:szCs w:val="24"/>
-        </w:rPr>
-        <w:lastRenderedPageBreak/>
-        <w:t>external stimuli rather than</w:t>
+        <w:t xml:space="preserve"> between representations of external stimuli rather than</w:t>
       </w:r>
       <w:r>
         <w:rPr>
@@ -5293,7 +5301,7 @@
           <w:sz w:val="24"/>
           <w:szCs w:val="24"/>
         </w:rPr>
-        <w:t xml:space="preserve"> what distinguishes people from objects.</w:t>
+        <w:t xml:space="preserve"> all the ways that people differ from objects.</w:t>
       </w:r>
       <w:r>
         <w:rPr>
@@ -5309,47 +5317,31 @@
           <w:sz w:val="24"/>
           <w:szCs w:val="24"/>
         </w:rPr>
-        <w:t>One way</w:t>
-      </w:r>
-      <w:r>
-        <w:rPr>
-          <w:rFonts w:ascii="Times New Roman" w:hAnsi="Times New Roman" w:cs="Times New Roman"/>
-          <w:sz w:val="24"/>
-          <w:szCs w:val="24"/>
-        </w:rPr>
-        <w:t xml:space="preserve"> that</w:t>
-      </w:r>
-      <w:r>
-        <w:rPr>
-          <w:rFonts w:ascii="Times New Roman" w:hAnsi="Times New Roman" w:cs="Times New Roman"/>
-          <w:sz w:val="24"/>
-          <w:szCs w:val="24"/>
-        </w:rPr>
-        <w:t xml:space="preserve"> people differ from objects is that they</w:t>
-      </w:r>
-      <w:r>
-        <w:rPr>
-          <w:rFonts w:ascii="Times New Roman" w:hAnsi="Times New Roman" w:cs="Times New Roman"/>
-          <w:sz w:val="24"/>
-          <w:szCs w:val="24"/>
-        </w:rPr>
-        <w:t xml:space="preserve"> can cause other people to act through direct physical contact, </w:t>
-      </w:r>
-      <w:r>
-        <w:rPr>
-          <w:rFonts w:ascii="Times New Roman" w:hAnsi="Times New Roman" w:cs="Times New Roman"/>
-          <w:sz w:val="24"/>
-          <w:szCs w:val="24"/>
-        </w:rPr>
-        <w:t xml:space="preserve">such as when John pushes Sally, </w:t>
-      </w:r>
-      <w:r>
-        <w:rPr>
-          <w:rFonts w:ascii="Times New Roman" w:hAnsi="Times New Roman" w:cs="Times New Roman"/>
-          <w:sz w:val="24"/>
-          <w:szCs w:val="24"/>
-        </w:rPr>
-        <w:t>but they can also cause other people to act at a distance</w:t>
+        <w:t>One such difference is that people can cause each other to act</w:t>
+      </w:r>
+      <w:r>
+        <w:rPr>
+          <w:rFonts w:ascii="Times New Roman" w:hAnsi="Times New Roman" w:cs="Times New Roman"/>
+          <w:sz w:val="24"/>
+          <w:szCs w:val="24"/>
+        </w:rPr>
+        <w:t xml:space="preserve"> through direct physical contact, but they can </w:t>
+      </w:r>
+      <w:r>
+        <w:rPr>
+          <w:rFonts w:ascii="Times New Roman" w:hAnsi="Times New Roman" w:cs="Times New Roman"/>
+          <w:sz w:val="24"/>
+          <w:szCs w:val="24"/>
+        </w:rPr>
+        <w:t>also instigate action</w:t>
+      </w:r>
+      <w:r>
+        <w:rPr>
+          <w:rFonts w:ascii="Times New Roman" w:hAnsi="Times New Roman" w:cs="Times New Roman"/>
+          <w:sz w:val="24"/>
+          <w:szCs w:val="24"/>
+        </w:rPr>
+        <w:t xml:space="preserve"> at a distance</w:t>
       </w:r>
       <w:r>
         <w:rPr>
@@ -5381,14 +5373,6 @@
           <w:sz w:val="24"/>
           <w:szCs w:val="24"/>
         </w:rPr>
-        <w:t xml:space="preserve"> Alena out of the path of a rapidly approaching vehicle. An example of action-at-a-distance causality would be Lindsey exhorting Alena to “watch out” to avoid the vehicle.</w:t>
-      </w:r>
-      <w:r>
-        <w:rPr>
-          <w:rFonts w:ascii="Times New Roman" w:hAnsi="Times New Roman" w:cs="Times New Roman"/>
-          <w:sz w:val="24"/>
-          <w:szCs w:val="24"/>
-        </w:rPr>
         <w:t xml:space="preserve"> </w:t>
       </w:r>
       <w:r>
@@ -5397,6 +5381,31 @@
           <w:sz w:val="24"/>
           <w:szCs w:val="24"/>
         </w:rPr>
+        <w:lastRenderedPageBreak/>
+        <w:t xml:space="preserve">Alena out of the path of a rapidly approaching vehicle. An example of action-at-a-distance causality would be Lindsey exhorting Alena to “watch out” to </w:t>
+      </w:r>
+      <w:r>
+        <w:rPr>
+          <w:rFonts w:ascii="Times New Roman" w:hAnsi="Times New Roman" w:cs="Times New Roman"/>
+          <w:sz w:val="24"/>
+          <w:szCs w:val="24"/>
+        </w:rPr>
+        <w:t>ensure that Alena is not struck</w:t>
+      </w:r>
+      <w:r>
+        <w:rPr>
+          <w:rFonts w:ascii="Times New Roman" w:hAnsi="Times New Roman" w:cs="Times New Roman"/>
+          <w:sz w:val="24"/>
+          <w:szCs w:val="24"/>
+        </w:rPr>
+        <w:t>.</w:t>
+      </w:r>
+      <w:r>
+        <w:rPr>
+          <w:rFonts w:ascii="Times New Roman" w:hAnsi="Times New Roman" w:cs="Times New Roman"/>
+          <w:sz w:val="24"/>
+          <w:szCs w:val="24"/>
+        </w:rPr>
         <w:t xml:space="preserve"> </w:t>
       </w:r>
       <w:r>
@@ -5405,6 +5414,14 @@
           <w:sz w:val="24"/>
           <w:szCs w:val="24"/>
         </w:rPr>
+        <w:t xml:space="preserve"> </w:t>
+      </w:r>
+      <w:r>
+        <w:rPr>
+          <w:rFonts w:ascii="Times New Roman" w:hAnsi="Times New Roman" w:cs="Times New Roman"/>
+          <w:sz w:val="24"/>
+          <w:szCs w:val="24"/>
+        </w:rPr>
         <w:t>By contrast, inanimate objects typically require</w:t>
       </w:r>
       <w:r>
@@ -5421,7 +5438,6 @@
           <w:sz w:val="24"/>
           <w:szCs w:val="24"/>
         </w:rPr>
-        <w:lastRenderedPageBreak/>
         <w:t>physical contact to move</w:t>
       </w:r>
       <w:r>
@@ -5430,103 +5446,23 @@
           <w:sz w:val="24"/>
           <w:szCs w:val="24"/>
         </w:rPr>
-        <w:t xml:space="preserve">. </w:t>
-      </w:r>
-      <w:r>
-        <w:rPr>
-          <w:rFonts w:ascii="Times New Roman" w:hAnsi="Times New Roman" w:cs="Times New Roman"/>
-          <w:sz w:val="24"/>
-          <w:szCs w:val="24"/>
-        </w:rPr>
-        <w:t xml:space="preserve">Appreciating </w:t>
-      </w:r>
-      <w:r>
-        <w:rPr>
-          <w:rFonts w:ascii="Times New Roman" w:hAnsi="Times New Roman" w:cs="Times New Roman"/>
-          <w:sz w:val="24"/>
-          <w:szCs w:val="24"/>
-        </w:rPr>
-        <w:t>these causal differences</w:t>
-      </w:r>
-      <w:r>
-        <w:rPr>
-          <w:rFonts w:ascii="Times New Roman" w:hAnsi="Times New Roman" w:cs="Times New Roman"/>
-          <w:sz w:val="24"/>
-          <w:szCs w:val="24"/>
-        </w:rPr>
-        <w:t xml:space="preserve"> is important because </w:t>
-      </w:r>
-      <w:r>
-        <w:rPr>
-          <w:rFonts w:ascii="Times New Roman" w:hAnsi="Times New Roman" w:cs="Times New Roman"/>
-          <w:sz w:val="24"/>
-          <w:szCs w:val="24"/>
-        </w:rPr>
-        <w:t>this knowledge</w:t>
-      </w:r>
-      <w:r>
-        <w:rPr>
-          <w:rFonts w:ascii="Times New Roman" w:hAnsi="Times New Roman" w:cs="Times New Roman"/>
-          <w:sz w:val="24"/>
-          <w:szCs w:val="24"/>
-        </w:rPr>
-        <w:t xml:space="preserve"> not only</w:t>
-      </w:r>
-      <w:r>
-        <w:rPr>
-          <w:rFonts w:ascii="Times New Roman" w:hAnsi="Times New Roman" w:cs="Times New Roman"/>
-          <w:sz w:val="24"/>
-          <w:szCs w:val="24"/>
-        </w:rPr>
-        <w:t xml:space="preserve"> informs our understanding of how the world works but it</w:t>
-      </w:r>
-      <w:r>
-        <w:rPr>
-          <w:rFonts w:ascii="Times New Roman" w:hAnsi="Times New Roman" w:cs="Times New Roman"/>
-          <w:sz w:val="24"/>
-          <w:szCs w:val="24"/>
-        </w:rPr>
-        <w:t xml:space="preserve"> also guides</w:t>
-      </w:r>
-      <w:r>
-        <w:rPr>
-          <w:rFonts w:ascii="Times New Roman" w:hAnsi="Times New Roman" w:cs="Times New Roman"/>
-          <w:sz w:val="24"/>
-          <w:szCs w:val="24"/>
-        </w:rPr>
-        <w:t xml:space="preserve"> how we interact with</w:t>
-      </w:r>
-      <w:r>
-        <w:rPr>
-          <w:rFonts w:ascii="Times New Roman" w:hAnsi="Times New Roman" w:cs="Times New Roman"/>
-          <w:sz w:val="24"/>
-          <w:szCs w:val="24"/>
-        </w:rPr>
-        <w:t xml:space="preserve"> members </w:t>
-      </w:r>
-      <w:r>
-        <w:rPr>
-          <w:rFonts w:ascii="Times New Roman" w:hAnsi="Times New Roman" w:cs="Times New Roman"/>
-          <w:sz w:val="24"/>
-          <w:szCs w:val="24"/>
-        </w:rPr>
-        <w:t>of</w:t>
-      </w:r>
-      <w:r>
-        <w:rPr>
-          <w:rFonts w:ascii="Times New Roman" w:hAnsi="Times New Roman" w:cs="Times New Roman"/>
-          <w:sz w:val="24"/>
-          <w:szCs w:val="24"/>
-        </w:rPr>
-        <w:t xml:space="preserve"> both categories.</w:t>
-      </w:r>
-      <w:r>
-        <w:rPr>
-          <w:rFonts w:ascii="Times New Roman" w:hAnsi="Times New Roman" w:cs="Times New Roman"/>
-          <w:sz w:val="24"/>
-          <w:szCs w:val="24"/>
-        </w:rPr>
-        <w:t xml:space="preserve"> </w:t>
+        <w:t>.</w:t>
+      </w:r>
+      <w:r>
+        <w:rPr>
+          <w:rFonts w:ascii="Times New Roman" w:hAnsi="Times New Roman" w:cs="Times New Roman"/>
+          <w:sz w:val="24"/>
+          <w:szCs w:val="24"/>
+        </w:rPr>
+        <w:t xml:space="preserve"> Our understanding of how the world works or how to interact with things in it </w:t>
+      </w:r>
+      <w:r>
+        <w:rPr>
+          <w:rFonts w:ascii="Times New Roman" w:hAnsi="Times New Roman" w:cs="Times New Roman"/>
+          <w:sz w:val="24"/>
+          <w:szCs w:val="24"/>
+        </w:rPr>
+        <w:t xml:space="preserve">requires that we appreciate these fundamental differences. </w:t>
       </w:r>
       <w:r>
         <w:rPr>
@@ -5639,23 +5575,55 @@
           <w:sz w:val="24"/>
           <w:szCs w:val="24"/>
         </w:rPr>
-        <w:t>One prominent theory that attempted to</w:t>
-      </w:r>
-      <w:r>
-        <w:rPr>
-          <w:rFonts w:ascii="Times New Roman" w:hAnsi="Times New Roman" w:cs="Times New Roman"/>
-          <w:sz w:val="24"/>
-          <w:szCs w:val="24"/>
-        </w:rPr>
-        <w:t xml:space="preserve"> answer this question is </w:t>
-      </w:r>
-      <w:r>
-        <w:rPr>
-          <w:rFonts w:ascii="Times New Roman" w:hAnsi="Times New Roman" w:cs="Times New Roman"/>
-          <w:sz w:val="24"/>
-          <w:szCs w:val="24"/>
-        </w:rPr>
-        <w:t>the Core Knowledge perspective (e.g., Spelke, 2022; see</w:t>
+        <w:t>The</w:t>
+      </w:r>
+      <w:r>
+        <w:rPr>
+          <w:rFonts w:ascii="Times New Roman" w:hAnsi="Times New Roman" w:cs="Times New Roman"/>
+          <w:sz w:val="24"/>
+          <w:szCs w:val="24"/>
+        </w:rPr>
+        <w:t xml:space="preserve"> Core Knowledge perspective</w:t>
+      </w:r>
+      <w:r>
+        <w:rPr>
+          <w:rFonts w:ascii="Times New Roman" w:hAnsi="Times New Roman" w:cs="Times New Roman"/>
+          <w:sz w:val="24"/>
+          <w:szCs w:val="24"/>
+        </w:rPr>
+        <w:t xml:space="preserve"> offers </w:t>
+      </w:r>
+      <w:r>
+        <w:rPr>
+          <w:rFonts w:ascii="Times New Roman" w:hAnsi="Times New Roman" w:cs="Times New Roman"/>
+          <w:sz w:val="24"/>
+          <w:szCs w:val="24"/>
+        </w:rPr>
+        <w:t xml:space="preserve">one </w:t>
+      </w:r>
+      <w:r>
+        <w:rPr>
+          <w:rFonts w:ascii="Times New Roman" w:hAnsi="Times New Roman" w:cs="Times New Roman"/>
+          <w:sz w:val="24"/>
+          <w:szCs w:val="24"/>
+        </w:rPr>
+        <w:t>intriguing</w:t>
+      </w:r>
+      <w:r>
+        <w:rPr>
+          <w:rFonts w:ascii="Times New Roman" w:hAnsi="Times New Roman" w:cs="Times New Roman"/>
+          <w:sz w:val="24"/>
+          <w:szCs w:val="24"/>
+        </w:rPr>
+        <w:t xml:space="preserve"> answer </w:t>
+      </w:r>
+      <w:r>
+        <w:rPr>
+          <w:rFonts w:ascii="Times New Roman" w:hAnsi="Times New Roman" w:cs="Times New Roman"/>
+          <w:sz w:val="24"/>
+          <w:szCs w:val="24"/>
+        </w:rPr>
+        <w:t>(e.g., Spelke, 2022; see</w:t>
       </w:r>
       <w:r>
         <w:rPr>
@@ -5687,15 +5655,23 @@
           <w:sz w:val="24"/>
           <w:szCs w:val="24"/>
         </w:rPr>
-        <w:t xml:space="preserve"> for a related account). The</w:t>
-      </w:r>
-      <w:r>
-        <w:rPr>
-          <w:rFonts w:ascii="Times New Roman" w:hAnsi="Times New Roman" w:cs="Times New Roman"/>
-          <w:sz w:val="24"/>
-          <w:szCs w:val="24"/>
-        </w:rPr>
-        <w:t xml:space="preserve"> central thesis of this theory is that infants are endowed with a small number of “core knowledge” systems.</w:t>
+        <w:t xml:space="preserve"> for a related account). Th</w:t>
+      </w:r>
+      <w:r>
+        <w:rPr>
+          <w:rFonts w:ascii="Times New Roman" w:hAnsi="Times New Roman" w:cs="Times New Roman"/>
+          <w:sz w:val="24"/>
+          <w:szCs w:val="24"/>
+        </w:rPr>
+        <w:t xml:space="preserve">is theory posits that </w:t>
+      </w:r>
+      <w:r>
+        <w:rPr>
+          <w:rFonts w:ascii="Times New Roman" w:hAnsi="Times New Roman" w:cs="Times New Roman"/>
+          <w:sz w:val="24"/>
+          <w:szCs w:val="24"/>
+        </w:rPr>
+        <w:t>infants are endowed with a small number of “core knowledge” systems.</w:t>
       </w:r>
       <w:r>
         <w:rPr>
@@ -5711,7 +5687,23 @@
           <w:sz w:val="24"/>
           <w:szCs w:val="24"/>
         </w:rPr>
-        <w:t xml:space="preserve">systems </w:t>
+        <w:t>systems</w:t>
+      </w:r>
+      <w:r>
+        <w:rPr>
+          <w:rFonts w:ascii="Times New Roman" w:hAnsi="Times New Roman" w:cs="Times New Roman"/>
+          <w:sz w:val="24"/>
+          <w:szCs w:val="24"/>
+        </w:rPr>
+        <w:t xml:space="preserve"> are argued to</w:t>
+      </w:r>
+      <w:r>
+        <w:rPr>
+          <w:rFonts w:ascii="Times New Roman" w:hAnsi="Times New Roman" w:cs="Times New Roman"/>
+          <w:sz w:val="24"/>
+          <w:szCs w:val="24"/>
+        </w:rPr>
+        <w:t xml:space="preserve"> </w:t>
       </w:r>
       <w:r>
         <w:rPr>
@@ -6053,7 +6045,16 @@
           <w:sz w:val="24"/>
           <w:szCs w:val="24"/>
         </w:rPr>
-        <w:t xml:space="preserve"> until it was fully blocked by a</w:t>
+        <w:t xml:space="preserve"> until it was fully </w:t>
+      </w:r>
+      <w:r>
+        <w:rPr>
+          <w:rFonts w:ascii="Times New Roman" w:hAnsi="Times New Roman" w:cs="Times New Roman"/>
+          <w:sz w:val="24"/>
+          <w:szCs w:val="24"/>
+        </w:rPr>
+        <w:lastRenderedPageBreak/>
+        <w:t>blocked by a</w:t>
       </w:r>
       <w:r>
         <w:rPr>
@@ -6093,16 +6094,7 @@
           <w:sz w:val="24"/>
           <w:szCs w:val="24"/>
         </w:rPr>
-        <w:t xml:space="preserve"> then </w:t>
-      </w:r>
-      <w:r>
-        <w:rPr>
-          <w:rFonts w:ascii="Times New Roman" w:hAnsi="Times New Roman" w:cs="Times New Roman"/>
-          <w:sz w:val="24"/>
-          <w:szCs w:val="24"/>
-        </w:rPr>
-        <w:lastRenderedPageBreak/>
-        <w:t xml:space="preserve">emerged from behind the right side of the </w:t>
+        <w:t xml:space="preserve"> then emerged from behind the right side of the </w:t>
       </w:r>
       <w:r>
         <w:rPr>
@@ -6691,7 +6683,16 @@
           <w:sz w:val="24"/>
           <w:szCs w:val="24"/>
         </w:rPr>
-        <w:t xml:space="preserve"> 7 and 10 months of age </w:t>
+        <w:t xml:space="preserve"> </w:t>
+      </w:r>
+      <w:r>
+        <w:rPr>
+          <w:rFonts w:ascii="Times New Roman" w:hAnsi="Times New Roman" w:cs="Times New Roman"/>
+          <w:sz w:val="24"/>
+          <w:szCs w:val="24"/>
+        </w:rPr>
+        <w:lastRenderedPageBreak/>
+        <w:t xml:space="preserve">7 and 10 months of age </w:t>
       </w:r>
       <w:r>
         <w:rPr>
@@ -6723,16 +6724,7 @@
           <w:sz w:val="24"/>
           <w:szCs w:val="24"/>
         </w:rPr>
-        <w:t xml:space="preserve"> revealed to have </w:t>
-      </w:r>
-      <w:r>
-        <w:rPr>
-          <w:rFonts w:ascii="Times New Roman" w:hAnsi="Times New Roman" w:cs="Times New Roman"/>
-          <w:sz w:val="24"/>
-          <w:szCs w:val="24"/>
-        </w:rPr>
-        <w:lastRenderedPageBreak/>
-        <w:t>caused another object’s earlier motion</w:t>
+        <w:t xml:space="preserve"> revealed to have caused another object’s earlier motion</w:t>
       </w:r>
       <w:r>
         <w:rPr>

--- a/invitedChapter_AssociativeLearning_10062026.docx
+++ b/invitedChapter_AssociativeLearning_10062026.docx
@@ -1041,7 +1041,7 @@
           <w14:ligatures w14:val="standardContextual"/>
         </w:rPr>
         <w:drawing>
-          <wp:inline distT="0" distB="0" distL="0" distR="0" wp14:anchorId="7FF0EA29" wp14:editId="523E00D5">
+          <wp:inline distT="0" distB="0" distL="0" distR="0" wp14:anchorId="7FF0EA29" wp14:editId="15078C93">
             <wp:extent cx="4657725" cy="2619970"/>
             <wp:effectExtent l="0" t="0" r="0" b="9525"/>
             <wp:docPr id="1144170308" name="Picture 1"/>
@@ -2959,7 +2959,23 @@
           <w:sz w:val="24"/>
           <w:szCs w:val="24"/>
         </w:rPr>
-        <w:t xml:space="preserve">inherently impoverished measures like looking time. </w:t>
+        <w:t>inherently impoverished measures like looking time</w:t>
+      </w:r>
+      <w:r>
+        <w:rPr>
+          <w:rFonts w:ascii="Times New Roman" w:hAnsi="Times New Roman" w:cs="Times New Roman"/>
+          <w:sz w:val="24"/>
+          <w:szCs w:val="24"/>
+        </w:rPr>
+        <w:t xml:space="preserve"> (Mix, 2002).</w:t>
+      </w:r>
+      <w:r>
+        <w:rPr>
+          <w:rFonts w:ascii="Times New Roman" w:hAnsi="Times New Roman" w:cs="Times New Roman"/>
+          <w:sz w:val="24"/>
+          <w:szCs w:val="24"/>
+        </w:rPr>
+        <w:t xml:space="preserve"> </w:t>
       </w:r>
       <w:r>
         <w:rPr>
@@ -2983,31 +2999,31 @@
           <w:sz w:val="24"/>
           <w:szCs w:val="24"/>
         </w:rPr>
-        <w:t xml:space="preserve">it has been argued that because </w:t>
-      </w:r>
-      <w:r>
-        <w:rPr>
-          <w:rFonts w:ascii="Times New Roman" w:hAnsi="Times New Roman" w:cs="Times New Roman"/>
-          <w:sz w:val="24"/>
-          <w:szCs w:val="24"/>
-        </w:rPr>
-        <w:t>5-month-old</w:t>
-      </w:r>
-      <w:r>
-        <w:rPr>
-          <w:rFonts w:ascii="Times New Roman" w:hAnsi="Times New Roman" w:cs="Times New Roman"/>
-          <w:sz w:val="24"/>
-          <w:szCs w:val="24"/>
-        </w:rPr>
-        <w:t xml:space="preserve">s </w:t>
-      </w:r>
-      <w:r>
-        <w:rPr>
-          <w:rFonts w:ascii="Times New Roman" w:hAnsi="Times New Roman" w:cs="Times New Roman"/>
-          <w:sz w:val="24"/>
-          <w:szCs w:val="24"/>
-        </w:rPr>
-        <w:t>sometimes look longer at numerically incongruous</w:t>
+        <w:t>5-month-olds’ tendency to look</w:t>
+      </w:r>
+      <w:r>
+        <w:rPr>
+          <w:rFonts w:ascii="Times New Roman" w:hAnsi="Times New Roman" w:cs="Times New Roman"/>
+          <w:sz w:val="24"/>
+          <w:szCs w:val="24"/>
+        </w:rPr>
+        <w:t xml:space="preserve"> </w:t>
+      </w:r>
+      <w:r>
+        <w:rPr>
+          <w:rFonts w:ascii="Times New Roman" w:hAnsi="Times New Roman" w:cs="Times New Roman"/>
+          <w:sz w:val="24"/>
+          <w:szCs w:val="24"/>
+        </w:rPr>
+        <w:t>longer</w:t>
+      </w:r>
+      <w:r>
+        <w:rPr>
+          <w:rFonts w:ascii="Times New Roman" w:hAnsi="Times New Roman" w:cs="Times New Roman"/>
+          <w:sz w:val="24"/>
+          <w:szCs w:val="24"/>
+        </w:rPr>
+        <w:t xml:space="preserve"> at numerically incongruous</w:t>
       </w:r>
       <w:r>
         <w:rPr>
@@ -3123,15 +3139,119 @@
           <w:sz w:val="24"/>
           <w:szCs w:val="24"/>
         </w:rPr>
-        <w:t xml:space="preserve"> to mean that</w:t>
-      </w:r>
-      <w:r>
-        <w:rPr>
-          <w:rFonts w:ascii="Times New Roman" w:hAnsi="Times New Roman" w:cs="Times New Roman"/>
-          <w:sz w:val="24"/>
-          <w:szCs w:val="24"/>
-        </w:rPr>
-        <w:t xml:space="preserve"> “humans innately possess the capacity to perform simple arithmetical calculations, which may provide the foundations for the development of further arithmetical knowledge” (Wynn, 1992, p. 750). Wynn (1995; see also Meck &amp; Church, 1983) argued that such an ability is underpinned by   an innate</w:t>
+        <w:t xml:space="preserve"> </w:t>
+      </w:r>
+      <w:r>
+        <w:rPr>
+          <w:rFonts w:ascii="Times New Roman" w:hAnsi="Times New Roman" w:cs="Times New Roman"/>
+          <w:sz w:val="24"/>
+          <w:szCs w:val="24"/>
+        </w:rPr>
+        <w:t xml:space="preserve">has been interpreted by some </w:t>
+      </w:r>
+      <w:r>
+        <w:rPr>
+          <w:rFonts w:ascii="Times New Roman" w:hAnsi="Times New Roman" w:cs="Times New Roman"/>
+          <w:sz w:val="24"/>
+          <w:szCs w:val="24"/>
+        </w:rPr>
+        <w:t>to mean that</w:t>
+      </w:r>
+      <w:r>
+        <w:rPr>
+          <w:rFonts w:ascii="Times New Roman" w:hAnsi="Times New Roman" w:cs="Times New Roman"/>
+          <w:sz w:val="24"/>
+          <w:szCs w:val="24"/>
+        </w:rPr>
+        <w:t xml:space="preserve"> “humans innately possess the capacity to perform simple arithmetical calculations, which may provide the foundations for the development of further arithmetical knowledge” (Wynn, 1992, p. 750).</w:t>
+      </w:r>
+      <w:r>
+        <w:rPr>
+          <w:rFonts w:ascii="Times New Roman" w:hAnsi="Times New Roman" w:cs="Times New Roman"/>
+          <w:sz w:val="24"/>
+          <w:szCs w:val="24"/>
+        </w:rPr>
+        <w:t xml:space="preserve"> A similar conclusion was reached by</w:t>
+      </w:r>
+      <w:r>
+        <w:rPr>
+          <w:rFonts w:ascii="Times New Roman" w:hAnsi="Times New Roman" w:cs="Times New Roman"/>
+          <w:sz w:val="24"/>
+          <w:szCs w:val="24"/>
+        </w:rPr>
+        <w:t xml:space="preserve"> Uller et al. (2001)</w:t>
+      </w:r>
+      <w:r>
+        <w:rPr>
+          <w:rFonts w:ascii="Times New Roman" w:hAnsi="Times New Roman" w:cs="Times New Roman"/>
+          <w:sz w:val="24"/>
+          <w:szCs w:val="24"/>
+        </w:rPr>
+        <w:t xml:space="preserve"> </w:t>
+      </w:r>
+      <w:r>
+        <w:rPr>
+          <w:rFonts w:ascii="Times New Roman" w:hAnsi="Times New Roman" w:cs="Times New Roman"/>
+          <w:sz w:val="24"/>
+          <w:szCs w:val="24"/>
+        </w:rPr>
+        <w:t>based on converging evidence with cotton-top tamarins</w:t>
+      </w:r>
+      <w:r>
+        <w:rPr>
+          <w:rFonts w:ascii="Times New Roman" w:hAnsi="Times New Roman" w:cs="Times New Roman"/>
+          <w:sz w:val="24"/>
+          <w:szCs w:val="24"/>
+        </w:rPr>
+        <w:t xml:space="preserve">. She concluded </w:t>
+      </w:r>
+      <w:r>
+        <w:rPr>
+          <w:rFonts w:ascii="Times New Roman" w:hAnsi="Times New Roman" w:cs="Times New Roman"/>
+          <w:sz w:val="24"/>
+          <w:szCs w:val="24"/>
+        </w:rPr>
+        <w:t xml:space="preserve">that “it </w:t>
+      </w:r>
+      <w:r>
+        <w:rPr>
+          <w:rFonts w:ascii="Times New Roman" w:hAnsi="Times New Roman" w:cs="Times New Roman"/>
+          <w:sz w:val="24"/>
+          <w:szCs w:val="24"/>
+        </w:rPr>
+        <w:t>is likely that these numerical representations are spontaneously available to a variety of primate species and could provide a foundation on which humans’ number sense was constructed over evolution and development” (Uller et al., 2001, p. 248). W</w:t>
+      </w:r>
+      <w:r>
+        <w:rPr>
+          <w:rFonts w:ascii="Times New Roman" w:hAnsi="Times New Roman" w:cs="Times New Roman"/>
+          <w:sz w:val="24"/>
+          <w:szCs w:val="24"/>
+        </w:rPr>
+        <w:t>ynn</w:t>
+      </w:r>
+      <w:r>
+        <w:rPr>
+          <w:rFonts w:ascii="Times New Roman" w:hAnsi="Times New Roman" w:cs="Times New Roman"/>
+          <w:sz w:val="24"/>
+          <w:szCs w:val="24"/>
+        </w:rPr>
+        <w:t xml:space="preserve"> (</w:t>
+      </w:r>
+      <w:r>
+        <w:rPr>
+          <w:rFonts w:ascii="Times New Roman" w:hAnsi="Times New Roman" w:cs="Times New Roman"/>
+          <w:sz w:val="24"/>
+          <w:szCs w:val="24"/>
+        </w:rPr>
+        <w:t xml:space="preserve">1995; see also Meck &amp; Church, 1983) </w:t>
+      </w:r>
+      <w:r>
+        <w:rPr>
+          <w:rFonts w:ascii="Times New Roman" w:hAnsi="Times New Roman" w:cs="Times New Roman"/>
+          <w:sz w:val="24"/>
+          <w:szCs w:val="24"/>
+        </w:rPr>
+        <w:t>that the basis of this number sense is an evolutionarily ancient</w:t>
       </w:r>
       <w:r>
         <w:rPr>
@@ -3179,7 +3299,31 @@
           <w:sz w:val="24"/>
           <w:szCs w:val="24"/>
         </w:rPr>
-        <w:t xml:space="preserve"> there may be other explanations for what looks like a precocious pattern of looking. </w:t>
+        <w:t xml:space="preserve"> there may be other explanations for </w:t>
+      </w:r>
+      <w:r>
+        <w:rPr>
+          <w:rFonts w:ascii="Times New Roman" w:hAnsi="Times New Roman" w:cs="Times New Roman"/>
+          <w:sz w:val="24"/>
+          <w:szCs w:val="24"/>
+        </w:rPr>
+        <w:t>these putatively precocious findings</w:t>
+      </w:r>
+      <w:r>
+        <w:rPr>
+          <w:rFonts w:ascii="Times New Roman" w:hAnsi="Times New Roman" w:cs="Times New Roman"/>
+          <w:sz w:val="24"/>
+          <w:szCs w:val="24"/>
+        </w:rPr>
+        <w:t xml:space="preserve">. </w:t>
+      </w:r>
+      <w:r>
+        <w:rPr>
+          <w:rFonts w:ascii="Times New Roman" w:hAnsi="Times New Roman" w:cs="Times New Roman"/>
+          <w:sz w:val="24"/>
+          <w:szCs w:val="24"/>
+        </w:rPr>
+        <w:t>Cohen and Marks (2002), for example, contended that</w:t>
       </w:r>
       <w:r>
         <w:rPr>
@@ -3195,7 +3339,47 @@
           <w:sz w:val="24"/>
           <w:szCs w:val="24"/>
         </w:rPr>
-        <w:t>Cohen and Marks (2002), for example, contended that</w:t>
+        <w:t>simple preferences</w:t>
+      </w:r>
+      <w:r>
+        <w:rPr>
+          <w:rFonts w:ascii="Times New Roman" w:hAnsi="Times New Roman" w:cs="Times New Roman"/>
+          <w:sz w:val="24"/>
+          <w:szCs w:val="24"/>
+        </w:rPr>
+        <w:t xml:space="preserve"> for familiar stimulus configurations </w:t>
+      </w:r>
+      <w:r>
+        <w:rPr>
+          <w:rFonts w:ascii="Times New Roman" w:hAnsi="Times New Roman" w:cs="Times New Roman"/>
+          <w:sz w:val="24"/>
+          <w:szCs w:val="24"/>
+        </w:rPr>
+        <w:t>and</w:t>
+      </w:r>
+      <w:r>
+        <w:rPr>
+          <w:rFonts w:ascii="Times New Roman" w:hAnsi="Times New Roman" w:cs="Times New Roman"/>
+          <w:sz w:val="24"/>
+          <w:szCs w:val="24"/>
+        </w:rPr>
+        <w:t xml:space="preserve"> displays containing more items </w:t>
+      </w:r>
+      <w:r>
+        <w:rPr>
+          <w:rFonts w:ascii="Times New Roman" w:hAnsi="Times New Roman" w:cs="Times New Roman"/>
+          <w:sz w:val="24"/>
+          <w:szCs w:val="24"/>
+        </w:rPr>
+        <w:t xml:space="preserve">could explain </w:t>
+      </w:r>
+      <w:r>
+        <w:rPr>
+          <w:rFonts w:ascii="Times New Roman" w:hAnsi="Times New Roman" w:cs="Times New Roman"/>
+          <w:sz w:val="24"/>
+          <w:szCs w:val="24"/>
+        </w:rPr>
+        <w:t>this</w:t>
       </w:r>
       <w:r>
         <w:rPr>
@@ -3211,47 +3395,23 @@
           <w:sz w:val="24"/>
           <w:szCs w:val="24"/>
         </w:rPr>
-        <w:t>simple preferences</w:t>
-      </w:r>
-      <w:r>
-        <w:rPr>
-          <w:rFonts w:ascii="Times New Roman" w:hAnsi="Times New Roman" w:cs="Times New Roman"/>
-          <w:sz w:val="24"/>
-          <w:szCs w:val="24"/>
-        </w:rPr>
-        <w:t xml:space="preserve"> for familiar stimulus configurations </w:t>
-      </w:r>
-      <w:r>
-        <w:rPr>
-          <w:rFonts w:ascii="Times New Roman" w:hAnsi="Times New Roman" w:cs="Times New Roman"/>
-          <w:sz w:val="24"/>
-          <w:szCs w:val="24"/>
-        </w:rPr>
-        <w:t>and</w:t>
-      </w:r>
-      <w:r>
-        <w:rPr>
-          <w:rFonts w:ascii="Times New Roman" w:hAnsi="Times New Roman" w:cs="Times New Roman"/>
-          <w:sz w:val="24"/>
-          <w:szCs w:val="24"/>
-        </w:rPr>
-        <w:t xml:space="preserve"> displays containing more items </w:t>
-      </w:r>
-      <w:r>
-        <w:rPr>
-          <w:rFonts w:ascii="Times New Roman" w:hAnsi="Times New Roman" w:cs="Times New Roman"/>
-          <w:sz w:val="24"/>
-          <w:szCs w:val="24"/>
-        </w:rPr>
-        <w:t xml:space="preserve">could explain </w:t>
-      </w:r>
-      <w:r>
-        <w:rPr>
-          <w:rFonts w:ascii="Times New Roman" w:hAnsi="Times New Roman" w:cs="Times New Roman"/>
-          <w:sz w:val="24"/>
-          <w:szCs w:val="24"/>
-        </w:rPr>
-        <w:t>this</w:t>
+        <w:t xml:space="preserve">looking </w:t>
+      </w:r>
+      <w:r>
+        <w:rPr>
+          <w:rFonts w:ascii="Times New Roman" w:hAnsi="Times New Roman" w:cs="Times New Roman"/>
+          <w:sz w:val="24"/>
+          <w:szCs w:val="24"/>
+        </w:rPr>
+        <w:t>pattern</w:t>
+      </w:r>
+      <w:r>
+        <w:rPr>
+          <w:rFonts w:ascii="Times New Roman" w:hAnsi="Times New Roman" w:cs="Times New Roman"/>
+          <w:sz w:val="24"/>
+          <w:szCs w:val="24"/>
+        </w:rPr>
+        <w:t>.</w:t>
       </w:r>
       <w:r>
         <w:rPr>
@@ -3260,22 +3420,6 @@
           <w:szCs w:val="24"/>
         </w:rPr>
         <w:t xml:space="preserve"> </w:t>
-      </w:r>
-      <w:r>
-        <w:rPr>
-          <w:rFonts w:ascii="Times New Roman" w:hAnsi="Times New Roman" w:cs="Times New Roman"/>
-          <w:sz w:val="24"/>
-          <w:szCs w:val="24"/>
-        </w:rPr>
-        <w:t xml:space="preserve">looking </w:t>
-      </w:r>
-      <w:r>
-        <w:rPr>
-          <w:rFonts w:ascii="Times New Roman" w:hAnsi="Times New Roman" w:cs="Times New Roman"/>
-          <w:sz w:val="24"/>
-          <w:szCs w:val="24"/>
-        </w:rPr>
-        <w:t>pattern (e.g., Cohen &amp; Marks, 2002).</w:t>
       </w:r>
     </w:p>
     <w:p>
@@ -3306,15 +3450,120 @@
           <w:sz w:val="24"/>
           <w:szCs w:val="24"/>
         </w:rPr>
-        <w:t>attempting to infer the mechanism that produced some observed behavior</w:t>
-      </w:r>
-      <w:r>
-        <w:rPr>
-          <w:rFonts w:ascii="Times New Roman" w:hAnsi="Times New Roman" w:cs="Times New Roman"/>
-          <w:sz w:val="24"/>
-          <w:szCs w:val="24"/>
-        </w:rPr>
-        <w:t>, it is easy to overlook the possibility that ostensibly complex behaviors may be the result of simple operating principles and mechanisms.</w:t>
+        <w:t>reasoning backwards from behavioral outcomes to the</w:t>
+      </w:r>
+      <w:r>
+        <w:rPr>
+          <w:rFonts w:ascii="Times New Roman" w:hAnsi="Times New Roman" w:cs="Times New Roman"/>
+          <w:sz w:val="24"/>
+          <w:szCs w:val="24"/>
+        </w:rPr>
+        <w:t>ir</w:t>
+      </w:r>
+      <w:r>
+        <w:rPr>
+          <w:rFonts w:ascii="Times New Roman" w:hAnsi="Times New Roman" w:cs="Times New Roman"/>
+          <w:sz w:val="24"/>
+          <w:szCs w:val="24"/>
+        </w:rPr>
+        <w:t xml:space="preserve"> underlying </w:t>
+      </w:r>
+      <w:r>
+        <w:rPr>
+          <w:rFonts w:ascii="Times New Roman" w:hAnsi="Times New Roman" w:cs="Times New Roman"/>
+          <w:sz w:val="24"/>
+          <w:szCs w:val="24"/>
+        </w:rPr>
+        <w:t>mechanism</w:t>
+      </w:r>
+      <w:r>
+        <w:rPr>
+          <w:rFonts w:ascii="Times New Roman" w:hAnsi="Times New Roman" w:cs="Times New Roman"/>
+          <w:sz w:val="24"/>
+          <w:szCs w:val="24"/>
+        </w:rPr>
+        <w:t>, it is easy to overlook the possibility that ostensibly complex behaviors may be the result of simple operating principles and mechanisms</w:t>
+      </w:r>
+      <w:r>
+        <w:rPr>
+          <w:rFonts w:ascii="Times New Roman" w:hAnsi="Times New Roman" w:cs="Times New Roman"/>
+          <w:sz w:val="24"/>
+          <w:szCs w:val="24"/>
+        </w:rPr>
+        <w:t xml:space="preserve">. The fact </w:t>
+      </w:r>
+      <w:r>
+        <w:rPr>
+          <w:rFonts w:ascii="Times New Roman" w:hAnsi="Times New Roman" w:cs="Times New Roman"/>
+          <w:sz w:val="24"/>
+          <w:szCs w:val="24"/>
+        </w:rPr>
+        <w:lastRenderedPageBreak/>
+        <w:t>that</w:t>
+      </w:r>
+      <w:r>
+        <w:rPr>
+          <w:rFonts w:ascii="Times New Roman" w:hAnsi="Times New Roman" w:cs="Times New Roman"/>
+          <w:sz w:val="24"/>
+          <w:szCs w:val="24"/>
+        </w:rPr>
+        <w:t xml:space="preserve"> a complex behavioral pattern is subserved by</w:t>
+      </w:r>
+      <w:r>
+        <w:rPr>
+          <w:rFonts w:ascii="Times New Roman" w:hAnsi="Times New Roman" w:cs="Times New Roman"/>
+          <w:sz w:val="24"/>
+          <w:szCs w:val="24"/>
+        </w:rPr>
+        <w:t xml:space="preserve"> a complex beh</w:t>
+      </w:r>
+      <w:r>
+        <w:rPr>
+          <w:rFonts w:ascii="Times New Roman" w:hAnsi="Times New Roman" w:cs="Times New Roman"/>
+          <w:sz w:val="24"/>
+          <w:szCs w:val="24"/>
+        </w:rPr>
+        <w:t xml:space="preserve">avioral pattern </w:t>
+      </w:r>
+      <w:r>
+        <w:rPr>
+          <w:rFonts w:ascii="Times New Roman" w:hAnsi="Times New Roman" w:cs="Times New Roman"/>
+          <w:sz w:val="24"/>
+          <w:szCs w:val="24"/>
+        </w:rPr>
+        <w:t>should</w:t>
+      </w:r>
+      <w:r>
+        <w:rPr>
+          <w:rFonts w:ascii="Times New Roman" w:hAnsi="Times New Roman" w:cs="Times New Roman"/>
+          <w:sz w:val="24"/>
+          <w:szCs w:val="24"/>
+        </w:rPr>
+        <w:t xml:space="preserve"> not </w:t>
+      </w:r>
+      <w:r>
+        <w:rPr>
+          <w:rFonts w:ascii="Times New Roman" w:hAnsi="Times New Roman" w:cs="Times New Roman"/>
+          <w:sz w:val="24"/>
+          <w:szCs w:val="24"/>
+        </w:rPr>
+        <w:t xml:space="preserve">be treated as </w:t>
+      </w:r>
+      <w:r>
+        <w:rPr>
+          <w:rFonts w:ascii="Times New Roman" w:hAnsi="Times New Roman" w:cs="Times New Roman"/>
+          <w:sz w:val="24"/>
+          <w:szCs w:val="24"/>
+        </w:rPr>
+        <w:t>a foregone conclusion</w:t>
+      </w:r>
+      <w:r>
+        <w:rPr>
+          <w:rFonts w:ascii="Times New Roman" w:hAnsi="Times New Roman" w:cs="Times New Roman"/>
+          <w:sz w:val="24"/>
+          <w:szCs w:val="24"/>
+        </w:rPr>
+        <w:t>.</w:t>
       </w:r>
       <w:r>
         <w:rPr>
@@ -3418,16 +3667,7 @@
           <w:sz w:val="24"/>
           <w:szCs w:val="24"/>
         </w:rPr>
-        <w:t xml:space="preserve"> study </w:t>
-      </w:r>
-      <w:r>
-        <w:rPr>
-          <w:rFonts w:ascii="Times New Roman" w:hAnsi="Times New Roman" w:cs="Times New Roman"/>
-          <w:sz w:val="24"/>
-          <w:szCs w:val="24"/>
-        </w:rPr>
-        <w:lastRenderedPageBreak/>
-        <w:t xml:space="preserve">will focus on the </w:t>
+        <w:t xml:space="preserve"> study will focus on the </w:t>
       </w:r>
       <w:r>
         <w:rPr>
@@ -3546,7 +3786,39 @@
           <w:sz w:val="24"/>
           <w:szCs w:val="24"/>
         </w:rPr>
-        <w:t xml:space="preserve"> covered in this chapter comes from my own research program and a</w:t>
+        <w:t xml:space="preserve"> </w:t>
+      </w:r>
+      <w:r>
+        <w:rPr>
+          <w:rFonts w:ascii="Times New Roman" w:hAnsi="Times New Roman" w:cs="Times New Roman"/>
+          <w:sz w:val="24"/>
+          <w:szCs w:val="24"/>
+        </w:rPr>
+        <w:t>discussed</w:t>
+      </w:r>
+      <w:r>
+        <w:rPr>
+          <w:rFonts w:ascii="Times New Roman" w:hAnsi="Times New Roman" w:cs="Times New Roman"/>
+          <w:sz w:val="24"/>
+          <w:szCs w:val="24"/>
+        </w:rPr>
+        <w:t xml:space="preserve"> in this chapter comes from my own research program and </w:t>
+      </w:r>
+      <w:r>
+        <w:rPr>
+          <w:rFonts w:ascii="Times New Roman" w:hAnsi="Times New Roman" w:cs="Times New Roman"/>
+          <w:sz w:val="24"/>
+          <w:szCs w:val="24"/>
+        </w:rPr>
+        <w:t xml:space="preserve">from </w:t>
+      </w:r>
+      <w:r>
+        <w:rPr>
+          <w:rFonts w:ascii="Times New Roman" w:hAnsi="Times New Roman" w:cs="Times New Roman"/>
+          <w:sz w:val="24"/>
+          <w:szCs w:val="24"/>
+        </w:rPr>
+        <w:t>a</w:t>
       </w:r>
       <w:r>
         <w:rPr>
@@ -3778,6 +4050,7 @@
           <w:sz w:val="24"/>
           <w:szCs w:val="24"/>
         </w:rPr>
+        <w:lastRenderedPageBreak/>
         <w:t>Defining associative learning</w:t>
       </w:r>
     </w:p>
@@ -3954,16 +4227,7 @@
           <w:sz w:val="24"/>
           <w:szCs w:val="24"/>
         </w:rPr>
-        <w:t xml:space="preserve"> (2003, p. 170) defined associative learning as a </w:t>
-      </w:r>
-      <w:r>
-        <w:rPr>
-          <w:rFonts w:ascii="Times New Roman" w:hAnsi="Times New Roman" w:cs="Times New Roman"/>
-          <w:sz w:val="24"/>
-          <w:szCs w:val="24"/>
-        </w:rPr>
-        <w:lastRenderedPageBreak/>
-        <w:t xml:space="preserve">process that establishes a “mental representation of correlations that exist between spatially and temporally co-occurring attributes objects [sic], properties, or events in the world.” </w:t>
+        <w:t xml:space="preserve"> (2003, p. 170) defined associative learning as a process that establishes a “mental representation of correlations that exist between spatially and temporally co-occurring attributes objects [sic], properties, or events in the world.” </w:t>
       </w:r>
       <w:r>
         <w:rPr>
@@ -4419,7 +4683,16 @@
           <w:sz w:val="24"/>
           <w:szCs w:val="24"/>
         </w:rPr>
-        <w:t xml:space="preserve"> classical conditioning is closest in meaning to</w:t>
+        <w:t xml:space="preserve"> classical conditioning is closest in meaning </w:t>
+      </w:r>
+      <w:r>
+        <w:rPr>
+          <w:rFonts w:ascii="Times New Roman" w:hAnsi="Times New Roman" w:cs="Times New Roman"/>
+          <w:sz w:val="24"/>
+          <w:szCs w:val="24"/>
+        </w:rPr>
+        <w:lastRenderedPageBreak/>
+        <w:t>to</w:t>
       </w:r>
       <w:r>
         <w:rPr>
@@ -4627,7 +4900,6 @@
           <w:sz w:val="24"/>
           <w:szCs w:val="24"/>
         </w:rPr>
-        <w:lastRenderedPageBreak/>
         <w:tab/>
         <w:t xml:space="preserve">One especially notable </w:t>
       </w:r>
@@ -5224,6 +5496,7 @@
           <w:sz w:val="24"/>
           <w:szCs w:val="24"/>
         </w:rPr>
+        <w:lastRenderedPageBreak/>
         <w:t>Case study 1: How infants learn about the causal action of people and objects</w:t>
       </w:r>
     </w:p>
@@ -5373,16 +5646,7 @@
           <w:sz w:val="24"/>
           <w:szCs w:val="24"/>
         </w:rPr>
-        <w:t xml:space="preserve"> </w:t>
-      </w:r>
-      <w:r>
-        <w:rPr>
-          <w:rFonts w:ascii="Times New Roman" w:hAnsi="Times New Roman" w:cs="Times New Roman"/>
-          <w:sz w:val="24"/>
-          <w:szCs w:val="24"/>
-        </w:rPr>
-        <w:lastRenderedPageBreak/>
-        <w:t xml:space="preserve">Alena out of the path of a rapidly approaching vehicle. An example of action-at-a-distance causality would be Lindsey exhorting Alena to “watch out” to </w:t>
+        <w:t xml:space="preserve"> Alena out of the path of a rapidly approaching vehicle. An example of action-at-a-distance causality would be Lindsey exhorting Alena to “watch out” to </w:t>
       </w:r>
       <w:r>
         <w:rPr>
@@ -5919,7 +6183,16 @@
           <w:sz w:val="24"/>
           <w:szCs w:val="24"/>
         </w:rPr>
-        <w:t xml:space="preserve">The core object system, in contrast, </w:t>
+        <w:t xml:space="preserve">The core object system, in </w:t>
+      </w:r>
+      <w:r>
+        <w:rPr>
+          <w:rFonts w:ascii="Times New Roman" w:hAnsi="Times New Roman" w:cs="Times New Roman"/>
+          <w:sz w:val="24"/>
+          <w:szCs w:val="24"/>
+        </w:rPr>
+        <w:lastRenderedPageBreak/>
+        <w:t xml:space="preserve">contrast, </w:t>
       </w:r>
       <w:r>
         <w:rPr>
@@ -6045,16 +6318,7 @@
           <w:sz w:val="24"/>
           <w:szCs w:val="24"/>
         </w:rPr>
-        <w:t xml:space="preserve"> until it was fully </w:t>
-      </w:r>
-      <w:r>
-        <w:rPr>
-          <w:rFonts w:ascii="Times New Roman" w:hAnsi="Times New Roman" w:cs="Times New Roman"/>
-          <w:sz w:val="24"/>
-          <w:szCs w:val="24"/>
-        </w:rPr>
-        <w:lastRenderedPageBreak/>
-        <w:t>blocked by a</w:t>
+        <w:t xml:space="preserve"> until it was fully blocked by a</w:t>
       </w:r>
       <w:r>
         <w:rPr>
@@ -6516,7 +6780,16 @@
           <w:sz w:val="24"/>
           <w:szCs w:val="24"/>
         </w:rPr>
-        <w:t xml:space="preserve">Their expectations about what occurred between the two people, however, should be more </w:t>
+        <w:t xml:space="preserve">Their expectations about what occurred between the two people, however, </w:t>
+      </w:r>
+      <w:r>
+        <w:rPr>
+          <w:rFonts w:ascii="Times New Roman" w:hAnsi="Times New Roman" w:cs="Times New Roman"/>
+          <w:sz w:val="24"/>
+          <w:szCs w:val="24"/>
+        </w:rPr>
+        <w:lastRenderedPageBreak/>
+        <w:t xml:space="preserve">should be more </w:t>
       </w:r>
       <w:r>
         <w:rPr>
@@ -6683,16 +6956,7 @@
           <w:sz w:val="24"/>
           <w:szCs w:val="24"/>
         </w:rPr>
-        <w:t xml:space="preserve"> </w:t>
-      </w:r>
-      <w:r>
-        <w:rPr>
-          <w:rFonts w:ascii="Times New Roman" w:hAnsi="Times New Roman" w:cs="Times New Roman"/>
-          <w:sz w:val="24"/>
-          <w:szCs w:val="24"/>
-        </w:rPr>
-        <w:lastRenderedPageBreak/>
-        <w:t xml:space="preserve">7 and 10 months of age </w:t>
+        <w:t xml:space="preserve"> 7 and 10 months of age </w:t>
       </w:r>
       <w:r>
         <w:rPr>
